--- a/Respuesta a correo 20 de marzo.docx
+++ b/Respuesta a correo 20 de marzo.docx
@@ -69,25 +69,7 @@
           <w:color w:val="222222"/>
           <w:shd w:val="clear" w:color="auto" w:fill="FFFFFF"/>
         </w:rPr>
-        <w:t xml:space="preserve">sin embargo, se gestiona el </w:t>
-      </w:r>
-      <w:proofErr w:type="spellStart"/>
-      <w:r>
-        <w:rPr>
-          <w:rFonts w:ascii="Arial" w:hAnsi="Arial" w:cs="Arial"/>
-          <w:color w:val="222222"/>
-          <w:shd w:val="clear" w:color="auto" w:fill="FFFFFF"/>
-        </w:rPr>
-        <w:t>Aperture</w:t>
-      </w:r>
-      <w:proofErr w:type="spellEnd"/>
-      <w:r>
-        <w:rPr>
-          <w:rFonts w:ascii="Arial" w:hAnsi="Arial" w:cs="Arial"/>
-          <w:color w:val="222222"/>
-          <w:shd w:val="clear" w:color="auto" w:fill="FFFFFF"/>
-        </w:rPr>
-        <w:t>, ya que se observa que los descartes se mantuvieron.</w:t>
+        <w:t>sin embargo, se gestiona el Aperture, ya que se observa que los descartes se mantuvieron.</w:t>
       </w:r>
     </w:p>
     <w:p>
@@ -207,25 +189,8 @@
             <w:lang w:eastAsia="es-MX"/>
             <w14:ligatures w14:val="none"/>
           </w:rPr>
-          <w:t xml:space="preserve">INC065165694 | Incidente | </w:t>
+          <w:t>INC065165694 | Incidente | ServiceNow</w:t>
         </w:r>
-        <w:proofErr w:type="spellStart"/>
-        <w:r>
-          <w:rPr>
-            <w:rFonts w:ascii="Arial" w:eastAsia="Times New Roman" w:hAnsi="Arial" w:cs="Arial"/>
-            <w:b/>
-            <w:bCs/>
-            <w:color w:val="467886"/>
-            <w:kern w:val="0"/>
-            <w:sz w:val="24"/>
-            <w:szCs w:val="24"/>
-            <w:u w:val="single"/>
-            <w:lang w:eastAsia="es-MX"/>
-            <w14:ligatures w14:val="none"/>
-          </w:rPr>
-          <w:t>ServiceNow</w:t>
-        </w:r>
-        <w:proofErr w:type="spellEnd"/>
       </w:hyperlink>
       <w:r>
         <w:rPr>
@@ -255,25 +220,8 @@
             <w:lang w:eastAsia="es-MX"/>
             <w14:ligatures w14:val="none"/>
           </w:rPr>
-          <w:t xml:space="preserve">INC065165694 | Incidente | </w:t>
+          <w:t>INC065165694 | Incidente | ServiceNow</w:t>
         </w:r>
-        <w:proofErr w:type="spellStart"/>
-        <w:r>
-          <w:rPr>
-            <w:rFonts w:ascii="Arial" w:eastAsia="Times New Roman" w:hAnsi="Arial" w:cs="Arial"/>
-            <w:b/>
-            <w:bCs/>
-            <w:color w:val="467886"/>
-            <w:kern w:val="0"/>
-            <w:sz w:val="24"/>
-            <w:szCs w:val="24"/>
-            <w:u w:val="single"/>
-            <w:lang w:eastAsia="es-MX"/>
-            <w14:ligatures w14:val="none"/>
-          </w:rPr>
-          <w:t>ServiceNow</w:t>
-        </w:r>
-        <w:proofErr w:type="spellEnd"/>
       </w:hyperlink>
     </w:p>
     <w:p>
@@ -291,25 +239,7 @@
           <w:color w:val="222222"/>
           <w:shd w:val="clear" w:color="auto" w:fill="FFFFFF"/>
         </w:rPr>
-        <w:t xml:space="preserve">En ese momento se estaban recibiendo múltiples alertas de manera simultánea; entre la gestión de los </w:t>
-      </w:r>
-      <w:proofErr w:type="spellStart"/>
-      <w:r>
-        <w:rPr>
-          <w:rFonts w:ascii="Arial" w:hAnsi="Arial" w:cs="Arial"/>
-          <w:color w:val="222222"/>
-          <w:shd w:val="clear" w:color="auto" w:fill="FFFFFF"/>
-        </w:rPr>
-        <w:t>Apertures</w:t>
-      </w:r>
-      <w:proofErr w:type="spellEnd"/>
-      <w:r>
-        <w:rPr>
-          <w:rFonts w:ascii="Arial" w:hAnsi="Arial" w:cs="Arial"/>
-          <w:color w:val="222222"/>
-          <w:shd w:val="clear" w:color="auto" w:fill="FFFFFF"/>
-        </w:rPr>
-        <w:t xml:space="preserve"> y el acceso a los equipos, </w:t>
+        <w:t xml:space="preserve">En ese momento se estaban recibiendo múltiples alertas de manera simultánea; entre la gestión de los Apertures y el acceso a los equipos, </w:t>
       </w:r>
       <w:r>
         <w:rPr>
@@ -504,15 +434,7 @@
         <w:t>, a</w:t>
       </w:r>
       <w:r>
-        <w:t xml:space="preserve">l ingresar al equipo, se observa que el evento se encontraba activo desde hacía aproximadamente cuatro horas; adicionalmente, en </w:t>
-      </w:r>
-      <w:proofErr w:type="spellStart"/>
-      <w:r>
-        <w:t>Netcool</w:t>
-      </w:r>
-      <w:proofErr w:type="spellEnd"/>
-      <w:r>
-        <w:t xml:space="preserve"> se identifica que la última recurrencia se registró a las 22:46 (GMT+1).</w:t>
+        <w:t>l ingresar al equipo, se observa que el evento se encontraba activo desde hacía aproximadamente cuatro horas; adicionalmente, en Netcool se identifica que la última recurrencia se registró a las 22:46 (GMT+1).</w:t>
       </w:r>
     </w:p>
     <w:p>
@@ -559,15 +481,24 @@
     </w:p>
     <w:p>
       <w:r>
-        <w:t xml:space="preserve">Derivado de la recepción de la incidencia y al tratarse de una caída de BGP, se procede a la apertura del </w:t>
-      </w:r>
-      <w:proofErr w:type="spellStart"/>
-      <w:r>
-        <w:t>Aperture</w:t>
-      </w:r>
-      <w:proofErr w:type="spellEnd"/>
-      <w:r>
-        <w:t>.</w:t>
+        <w:t>Derivado de la recepción de la incidencia y al tratarse de una caída de BGP, se procede a la apertura del Aperture.</w:t>
+      </w:r>
+    </w:p>
+    <w:p>
+      <w:pPr>
+        <w:rPr>
+          <w:b/>
+          <w:bCs/>
+          <w:color w:val="FF0000"/>
+        </w:rPr>
+      </w:pPr>
+      <w:r>
+        <w:rPr>
+          <w:b/>
+          <w:bCs/>
+          <w:color w:val="FF0000"/>
+        </w:rPr>
+        <w:t>El fallo es el comentario del aperture</w:t>
       </w:r>
     </w:p>
     <w:p/>
@@ -601,37 +532,7 @@
           <w:lang w:val="en-US" w:eastAsia="es-MX"/>
           <w14:ligatures w14:val="none"/>
         </w:rPr>
-        <w:t xml:space="preserve">CASO </w:t>
-      </w:r>
-      <w:proofErr w:type="gramStart"/>
-      <w:r>
-        <w:rPr>
-          <w:rFonts w:ascii="Arial" w:eastAsia="Times New Roman" w:hAnsi="Arial" w:cs="Arial"/>
-          <w:b/>
-          <w:bCs/>
-          <w:color w:val="222222"/>
-          <w:kern w:val="0"/>
-          <w:sz w:val="24"/>
-          <w:szCs w:val="24"/>
-          <w:lang w:val="en-US" w:eastAsia="es-MX"/>
-          <w14:ligatures w14:val="none"/>
-        </w:rPr>
-        <w:t>TELEFÓNICA  /</w:t>
-      </w:r>
-      <w:proofErr w:type="gramEnd"/>
-      <w:r>
-        <w:rPr>
-          <w:rFonts w:ascii="Arial" w:eastAsia="Times New Roman" w:hAnsi="Arial" w:cs="Arial"/>
-          <w:b/>
-          <w:bCs/>
-          <w:color w:val="222222"/>
-          <w:kern w:val="0"/>
-          <w:sz w:val="24"/>
-          <w:szCs w:val="24"/>
-          <w:lang w:val="en-US" w:eastAsia="es-MX"/>
-          <w14:ligatures w14:val="none"/>
-        </w:rPr>
-        <w:t>/ CEABELIAS2 to VCIXCN1_NEW // Link down // 28100002811427 // INC065165941</w:t>
+        <w:t>CASO TELEFÓNICA  // CEABELIAS2 to VCIXCN1_NEW // Link down // 28100002811427 // INC065165941</w:t>
       </w:r>
     </w:p>
     <w:p>
@@ -695,6 +596,37 @@
           <w14:ligatures w14:val="none"/>
         </w:rPr>
         <w:t xml:space="preserve"> y no dejarlo como pendiente, Luis Enrique fue quien mandó el correo, se anexa evidencia.</w:t>
+      </w:r>
+    </w:p>
+    <w:p>
+      <w:pPr>
+        <w:shd w:val="clear" w:color="auto" w:fill="FFFFFF"/>
+        <w:spacing w:line="276" w:lineRule="atLeast"/>
+        <w:rPr>
+          <w:rFonts w:ascii="Arial" w:eastAsia="Times New Roman" w:hAnsi="Arial" w:cs="Arial"/>
+          <w:b/>
+          <w:bCs/>
+          <w:color w:val="FF0000"/>
+          <w:kern w:val="0"/>
+          <w:sz w:val="24"/>
+          <w:szCs w:val="24"/>
+          <w:lang w:eastAsia="es-MX"/>
+          <w14:ligatures w14:val="none"/>
+        </w:rPr>
+      </w:pPr>
+      <w:r>
+        <w:rPr>
+          <w:rFonts w:ascii="Arial" w:eastAsia="Times New Roman" w:hAnsi="Arial" w:cs="Arial"/>
+          <w:b/>
+          <w:bCs/>
+          <w:color w:val="FF0000"/>
+          <w:kern w:val="0"/>
+          <w:sz w:val="24"/>
+          <w:szCs w:val="24"/>
+          <w:lang w:eastAsia="es-MX"/>
+          <w14:ligatures w14:val="none"/>
+        </w:rPr>
+        <w:t xml:space="preserve">La incidencia fue a las 5:25 tres horas? </w:t>
       </w:r>
     </w:p>
     <w:p>
@@ -955,37 +887,7 @@
           <w:lang w:val="en-US" w:eastAsia="es-MX"/>
           <w14:ligatures w14:val="none"/>
         </w:rPr>
-        <w:t xml:space="preserve">BT / </w:t>
-      </w:r>
-      <w:proofErr w:type="spellStart"/>
-      <w:r>
-        <w:rPr>
-          <w:rFonts w:ascii="Arial" w:eastAsia="Times New Roman" w:hAnsi="Arial" w:cs="Arial"/>
-          <w:b/>
-          <w:bCs/>
-          <w:color w:val="222222"/>
-          <w:kern w:val="0"/>
-          <w:sz w:val="24"/>
-          <w:szCs w:val="24"/>
-          <w:lang w:val="en-US" w:eastAsia="es-MX"/>
-          <w14:ligatures w14:val="none"/>
-        </w:rPr>
-        <w:t>Incidencia</w:t>
-      </w:r>
-      <w:proofErr w:type="spellEnd"/>
-      <w:r>
-        <w:rPr>
-          <w:rFonts w:ascii="Arial" w:eastAsia="Times New Roman" w:hAnsi="Arial" w:cs="Arial"/>
-          <w:b/>
-          <w:bCs/>
-          <w:color w:val="222222"/>
-          <w:kern w:val="0"/>
-          <w:sz w:val="24"/>
-          <w:szCs w:val="24"/>
-          <w:lang w:val="en-US" w:eastAsia="es-MX"/>
-          <w14:ligatures w14:val="none"/>
-        </w:rPr>
-        <w:t xml:space="preserve"> DR Chile (ASWREPCLCPQN_DISDRBCECN2) / CRT007946 - VCP/CAM SDR /SAN 10G S001 // INC065162365</w:t>
+        <w:t>BT / Incidencia DR Chile (ASWREPCLCPQN_DISDRBCECN2) / CRT007946 - VCP/CAM SDR /SAN 10G S001 // INC065162365</w:t>
       </w:r>
     </w:p>
     <w:p>
@@ -1013,33 +915,7 @@
           <w:lang w:eastAsia="es-MX"/>
           <w14:ligatures w14:val="none"/>
         </w:rPr>
-        <w:t xml:space="preserve">De acuerdo con lo observado, este alertado no fue reportado al proveedor después de haberse generado el </w:t>
-      </w:r>
-      <w:proofErr w:type="spellStart"/>
-      <w:r>
-        <w:rPr>
-          <w:rFonts w:ascii="Arial" w:eastAsia="Times New Roman" w:hAnsi="Arial" w:cs="Arial"/>
-          <w:color w:val="222222"/>
-          <w:kern w:val="0"/>
-          <w:sz w:val="24"/>
-          <w:szCs w:val="24"/>
-          <w:lang w:eastAsia="es-MX"/>
-          <w14:ligatures w14:val="none"/>
-        </w:rPr>
-        <w:t>Aperture</w:t>
-      </w:r>
-      <w:proofErr w:type="spellEnd"/>
-      <w:r>
-        <w:rPr>
-          <w:rFonts w:ascii="Arial" w:eastAsia="Times New Roman" w:hAnsi="Arial" w:cs="Arial"/>
-          <w:color w:val="222222"/>
-          <w:kern w:val="0"/>
-          <w:sz w:val="24"/>
-          <w:szCs w:val="24"/>
-          <w:lang w:eastAsia="es-MX"/>
-          <w14:ligatures w14:val="none"/>
-        </w:rPr>
-        <w:t xml:space="preserve">; no obstante, ya se ha tomado nota de la situación para implementar las medidas necesarias y </w:t>
+        <w:t xml:space="preserve">De acuerdo con lo observado, este alertado no fue reportado al proveedor después de haberse generado el Aperture; no obstante, ya se ha tomado nota de la situación para implementar las medidas necesarias y </w:t>
       </w:r>
       <w:r>
         <w:rPr>
@@ -1111,67 +987,7 @@
           <w:lang w:eastAsia="es-MX"/>
           <w14:ligatures w14:val="none"/>
         </w:rPr>
-        <w:t xml:space="preserve">[EXT]Re: Incidencia // </w:t>
-      </w:r>
-      <w:proofErr w:type="spellStart"/>
-      <w:r>
-        <w:rPr>
-          <w:rFonts w:ascii="Arial" w:eastAsia="Times New Roman" w:hAnsi="Arial" w:cs="Arial"/>
-          <w:b/>
-          <w:bCs/>
-          <w:color w:val="222222"/>
-          <w:kern w:val="0"/>
-          <w:sz w:val="24"/>
-          <w:szCs w:val="24"/>
-          <w:lang w:eastAsia="es-MX"/>
-          <w14:ligatures w14:val="none"/>
-        </w:rPr>
-        <w:t>Metrocarrier</w:t>
-      </w:r>
-      <w:proofErr w:type="spellEnd"/>
-      <w:r>
-        <w:rPr>
-          <w:rFonts w:ascii="Arial" w:eastAsia="Times New Roman" w:hAnsi="Arial" w:cs="Arial"/>
-          <w:b/>
-          <w:bCs/>
-          <w:color w:val="222222"/>
-          <w:kern w:val="0"/>
-          <w:sz w:val="24"/>
-          <w:szCs w:val="24"/>
-          <w:lang w:eastAsia="es-MX"/>
-          <w14:ligatures w14:val="none"/>
-        </w:rPr>
-        <w:t xml:space="preserve"> // RCTOS2SA1 - </w:t>
-      </w:r>
-      <w:proofErr w:type="spellStart"/>
-      <w:r>
-        <w:rPr>
-          <w:rFonts w:ascii="Arial" w:eastAsia="Times New Roman" w:hAnsi="Arial" w:cs="Arial"/>
-          <w:b/>
-          <w:bCs/>
-          <w:color w:val="222222"/>
-          <w:kern w:val="0"/>
-          <w:sz w:val="24"/>
-          <w:szCs w:val="24"/>
-          <w:lang w:eastAsia="es-MX"/>
-          <w14:ligatures w14:val="none"/>
-        </w:rPr>
-        <w:t>Metrocarrier</w:t>
-      </w:r>
-      <w:proofErr w:type="spellEnd"/>
-      <w:r>
-        <w:rPr>
-          <w:rFonts w:ascii="Arial" w:eastAsia="Times New Roman" w:hAnsi="Arial" w:cs="Arial"/>
-          <w:b/>
-          <w:bCs/>
-          <w:color w:val="222222"/>
-          <w:kern w:val="0"/>
-          <w:sz w:val="24"/>
-          <w:szCs w:val="24"/>
-          <w:lang w:eastAsia="es-MX"/>
-          <w14:ligatures w14:val="none"/>
-        </w:rPr>
-        <w:t xml:space="preserve"> CTOS 1 // MTCR-QRO/SAN-0098 // BGP DOWN // INC065086734</w:t>
+        <w:t>[EXT]Re: Incidencia // Metrocarrier // RCTOS2SA1 - Metrocarrier CTOS 1 // MTCR-QRO/SAN-0098 // BGP DOWN // INC065086734</w:t>
       </w:r>
     </w:p>
     <w:p>
@@ -1224,6 +1040,54 @@
           <w14:ligatures w14:val="none"/>
         </w:rPr>
         <w:t xml:space="preserve"> a cabo la gestión de la ventana.</w:t>
+      </w:r>
+    </w:p>
+    <w:p>
+      <w:pPr>
+        <w:shd w:val="clear" w:color="auto" w:fill="FFFFFF"/>
+        <w:spacing w:line="276" w:lineRule="atLeast"/>
+        <w:jc w:val="both"/>
+        <w:rPr>
+          <w:rFonts w:ascii="Arial" w:eastAsia="Times New Roman" w:hAnsi="Arial" w:cs="Arial"/>
+          <w:color w:val="222222"/>
+          <w:kern w:val="0"/>
+          <w:sz w:val="24"/>
+          <w:szCs w:val="24"/>
+          <w:lang w:eastAsia="es-MX"/>
+          <w14:ligatures w14:val="none"/>
+        </w:rPr>
+      </w:pPr>
+    </w:p>
+    <w:p>
+      <w:pPr>
+        <w:shd w:val="clear" w:color="auto" w:fill="FFFFFF"/>
+        <w:spacing w:line="276" w:lineRule="atLeast"/>
+        <w:jc w:val="both"/>
+        <w:rPr>
+          <w:rFonts w:ascii="Arial" w:eastAsia="Times New Roman" w:hAnsi="Arial" w:cs="Arial"/>
+          <w:b/>
+          <w:bCs/>
+          <w:color w:val="FF0000"/>
+          <w:kern w:val="0"/>
+          <w:sz w:val="24"/>
+          <w:szCs w:val="24"/>
+          <w:lang w:eastAsia="es-MX"/>
+          <w14:ligatures w14:val="none"/>
+        </w:rPr>
+      </w:pPr>
+      <w:r>
+        <w:rPr>
+          <w:rFonts w:ascii="Arial" w:eastAsia="Times New Roman" w:hAnsi="Arial" w:cs="Arial"/>
+          <w:b/>
+          <w:bCs/>
+          <w:color w:val="FF0000"/>
+          <w:kern w:val="0"/>
+          <w:sz w:val="24"/>
+          <w:szCs w:val="24"/>
+          <w:lang w:eastAsia="es-MX"/>
+          <w14:ligatures w14:val="none"/>
+        </w:rPr>
+        <w:t>El problema fue que no se realizo en la primera ventana</w:t>
       </w:r>
     </w:p>
     <w:p>
@@ -1305,7 +1169,6 @@
           <w:lang w:eastAsia="es-MX"/>
           <w14:ligatures w14:val="none"/>
         </w:rPr>
-        <w:lastRenderedPageBreak/>
         <w:t>Se llama a la guardia interna (esta vez sí correctamente a Fernando) por una “masiva” de muchos equipos de campus. En la llamada no se da información ni de qué equipos ni nada. Nos indican que no saben cómo mirarlo. Esto es algo grave, llevamos desde el principio del servicio mirando estos equipos para saber si hay alguna incidencia o no. Me gustaría saber qué dudas tenían en este punto.</w:t>
       </w:r>
     </w:p>
@@ -1406,19 +1269,7 @@
           <w:lang w:eastAsia="es-MX"/>
           <w14:ligatures w14:val="none"/>
         </w:rPr>
-        <w:t>Fernando</w:t>
-      </w:r>
-      <w:r>
-        <w:rPr>
-          <w:rFonts w:ascii="Arial" w:eastAsia="Times New Roman" w:hAnsi="Arial" w:cs="Arial"/>
-          <w:color w:val="222222"/>
-          <w:kern w:val="0"/>
-          <w:sz w:val="24"/>
-          <w:szCs w:val="24"/>
-          <w:lang w:eastAsia="es-MX"/>
-          <w14:ligatures w14:val="none"/>
-        </w:rPr>
-        <w:t xml:space="preserve"> proporcionó un comando para su validación, lo que permitió corroborar la información e identificar el circuito impactado.</w:t>
+        <w:t>Fernando proporcionó un comando para su validación, lo que permitió corroborar la información e identificar el circuito impactado.</w:t>
       </w:r>
     </w:p>
     <w:p>
@@ -1457,22 +1308,8 @@
           <w:lang w:eastAsia="es-MX"/>
           <w14:ligatures w14:val="none"/>
         </w:rPr>
-        <w:t xml:space="preserve">generación del </w:t>
-      </w:r>
-      <w:proofErr w:type="spellStart"/>
-      <w:r>
-        <w:rPr>
-          <w:rFonts w:ascii="Arial" w:eastAsia="Times New Roman" w:hAnsi="Arial" w:cs="Arial"/>
-          <w:color w:val="222222"/>
-          <w:kern w:val="0"/>
-          <w:sz w:val="24"/>
-          <w:szCs w:val="24"/>
-          <w:lang w:eastAsia="es-MX"/>
-          <w14:ligatures w14:val="none"/>
-        </w:rPr>
-        <w:t>Aperture</w:t>
-      </w:r>
-      <w:proofErr w:type="spellEnd"/>
+        <w:t>generación del Aperture</w:t>
+      </w:r>
       <w:r>
         <w:rPr>
           <w:rFonts w:ascii="Arial" w:eastAsia="Times New Roman" w:hAnsi="Arial" w:cs="Arial"/>
@@ -1503,7 +1340,81 @@
     </w:p>
     <w:p>
       <w:pPr>
-        <w:pStyle w:val="ListParagraph"/>
+        <w:shd w:val="clear" w:color="auto" w:fill="FFFFFF"/>
+        <w:spacing w:line="276" w:lineRule="atLeast"/>
+        <w:rPr>
+          <w:rFonts w:ascii="Arial" w:eastAsia="Times New Roman" w:hAnsi="Arial" w:cs="Arial"/>
+          <w:b/>
+          <w:bCs/>
+          <w:color w:val="FF0000"/>
+          <w:kern w:val="0"/>
+          <w:sz w:val="24"/>
+          <w:szCs w:val="24"/>
+          <w:lang w:eastAsia="es-MX"/>
+          <w14:ligatures w14:val="none"/>
+        </w:rPr>
+      </w:pPr>
+      <w:r>
+        <w:rPr>
+          <w:rFonts w:ascii="Arial" w:eastAsia="Times New Roman" w:hAnsi="Arial" w:cs="Arial"/>
+          <w:b/>
+          <w:bCs/>
+          <w:color w:val="FF0000"/>
+          <w:kern w:val="0"/>
+          <w:sz w:val="24"/>
+          <w:szCs w:val="24"/>
+          <w:lang w:eastAsia="es-MX"/>
+          <w14:ligatures w14:val="none"/>
+        </w:rPr>
+        <w:t xml:space="preserve">No sabían los enlaces caídos y no habían comprobado los </w:t>
+      </w:r>
+      <w:r>
+        <w:rPr>
+          <w:rFonts w:ascii="Arial" w:eastAsia="Times New Roman" w:hAnsi="Arial" w:cs="Arial"/>
+          <w:b/>
+          <w:bCs/>
+          <w:color w:val="FF0000"/>
+          <w:kern w:val="0"/>
+          <w:sz w:val="24"/>
+          <w:szCs w:val="24"/>
+          <w:lang w:eastAsia="es-MX"/>
+          <w14:ligatures w14:val="none"/>
+        </w:rPr>
+        <w:t>vcix</w:t>
+      </w:r>
+      <w:r>
+        <w:rPr>
+          <w:rFonts w:ascii="Arial" w:eastAsia="Times New Roman" w:hAnsi="Arial" w:cs="Arial"/>
+          <w:b/>
+          <w:bCs/>
+          <w:color w:val="FF0000"/>
+          <w:kern w:val="0"/>
+          <w:sz w:val="24"/>
+          <w:szCs w:val="24"/>
+          <w:lang w:eastAsia="es-MX"/>
+          <w14:ligatures w14:val="none"/>
+        </w:rPr>
+        <w:t xml:space="preserve"> </w:t>
+      </w:r>
+    </w:p>
+    <w:p>
+      <w:pPr>
+        <w:shd w:val="clear" w:color="auto" w:fill="FFFFFF"/>
+        <w:spacing w:line="276" w:lineRule="atLeast"/>
+        <w:rPr>
+          <w:rFonts w:ascii="Arial" w:eastAsia="Times New Roman" w:hAnsi="Arial" w:cs="Arial"/>
+          <w:color w:val="222222"/>
+          <w:kern w:val="0"/>
+          <w:sz w:val="24"/>
+          <w:szCs w:val="24"/>
+          <w:lang w:eastAsia="es-MX"/>
+          <w14:ligatures w14:val="none"/>
+        </w:rPr>
+      </w:pPr>
+    </w:p>
+    <w:p>
+      <w:pPr>
+        <w:pStyle w:val="Prrafodelista"/>
         <w:numPr>
           <w:ilvl w:val="0"/>
           <w:numId w:val="6"/>
@@ -1523,7 +1434,7 @@
       <w:hyperlink r:id="rId15" w:tgtFrame="_blank" w:tooltip="https://santander.service-now.com/now/nav/ui/classic/params/target/incident.do%3fsys_id%3d213722e01bb3b698f9bea716604bcb5f%26sysparm_record_target%3dincident%26sysparm_record_row%3d18%26sysparm_record_rows%3d688%26sysparm_record_list%3dgroup_listcontainsf" w:history="1">
         <w:r>
           <w:rPr>
-            <w:rStyle w:val="Hyperlink"/>
+            <w:rStyle w:val="Hipervnculo"/>
             <w:rFonts w:ascii="Arial" w:hAnsi="Arial" w:cs="Arial"/>
             <w:b/>
             <w:bCs/>
@@ -1531,33 +1442,7 @@
             <w:shd w:val="clear" w:color="auto" w:fill="FFFFFF"/>
             <w:lang w:val="en-US"/>
           </w:rPr>
-          <w:t xml:space="preserve">INC065165690 | </w:t>
-        </w:r>
-        <w:proofErr w:type="spellStart"/>
-        <w:r>
-          <w:rPr>
-            <w:rStyle w:val="Hyperlink"/>
-            <w:rFonts w:ascii="Arial" w:hAnsi="Arial" w:cs="Arial"/>
-            <w:b/>
-            <w:bCs/>
-            <w:color w:val="467886"/>
-            <w:shd w:val="clear" w:color="auto" w:fill="FFFFFF"/>
-            <w:lang w:val="en-US"/>
-          </w:rPr>
-          <w:t>Incidente</w:t>
-        </w:r>
-        <w:proofErr w:type="spellEnd"/>
-        <w:r>
-          <w:rPr>
-            <w:rStyle w:val="Hyperlink"/>
-            <w:rFonts w:ascii="Arial" w:hAnsi="Arial" w:cs="Arial"/>
-            <w:b/>
-            <w:bCs/>
-            <w:color w:val="467886"/>
-            <w:shd w:val="clear" w:color="auto" w:fill="FFFFFF"/>
-            <w:lang w:val="en-US"/>
-          </w:rPr>
-          <w:t xml:space="preserve"> | ServiceNow</w:t>
+          <w:t>INC065165690 | Incidente | ServiceNow</w:t>
         </w:r>
       </w:hyperlink>
       <w:r>
@@ -1577,19 +1462,19 @@
           <w:lang w:val="en-US"/>
         </w:rPr>
         <w:br/>
-        <w:t>[LE][NETCOOL</w:t>
-      </w:r>
-      <w:proofErr w:type="gramStart"/>
+        <w:t>[LE][NETCOOL][VCIX - CORE] </w:t>
+      </w:r>
       <w:r>
         <w:rPr>
           <w:rFonts w:ascii="Arial" w:hAnsi="Arial" w:cs="Arial"/>
+          <w:b/>
+          <w:bCs/>
           <w:color w:val="222222"/>
           <w:shd w:val="clear" w:color="auto" w:fill="FFFFFF"/>
           <w:lang w:val="en-US"/>
         </w:rPr>
-        <w:t>][</w:t>
-      </w:r>
-      <w:proofErr w:type="gramEnd"/>
+        <w:t>VCIXBO1_NEW </w:t>
+      </w:r>
       <w:r>
         <w:rPr>
           <w:rFonts w:ascii="Arial" w:hAnsi="Arial" w:cs="Arial"/>
@@ -1597,80 +1482,42 @@
           <w:shd w:val="clear" w:color="auto" w:fill="FFFFFF"/>
           <w:lang w:val="en-US"/>
         </w:rPr>
-        <w:t>VCIX - CORE] </w:t>
+        <w:t>- BGP backward transition. </w:t>
       </w:r>
       <w:r>
         <w:rPr>
           <w:rFonts w:ascii="Arial" w:hAnsi="Arial" w:cs="Arial"/>
-          <w:b/>
-          <w:bCs/>
           <w:color w:val="222222"/>
           <w:shd w:val="clear" w:color="auto" w:fill="FFFFFF"/>
-          <w:lang w:val="en-US"/>
-        </w:rPr>
-        <w:t>VCIXBO1_NEW </w:t>
+        </w:rPr>
+        <w:t>Peer router: 180.68.155.179</w:t>
       </w:r>
       <w:r>
         <w:rPr>
           <w:rFonts w:ascii="Arial" w:hAnsi="Arial" w:cs="Arial"/>
           <w:color w:val="222222"/>
+        </w:rPr>
+        <w:br/>
+      </w:r>
+      <w:r>
+        <w:rPr>
+          <w:rFonts w:ascii="Arial" w:hAnsi="Arial" w:cs="Arial"/>
+          <w:color w:val="222222"/>
+        </w:rPr>
+        <w:br/>
+      </w:r>
+      <w:r>
+        <w:rPr>
+          <w:rFonts w:ascii="Arial" w:hAnsi="Arial" w:cs="Arial"/>
+          <w:color w:val="222222"/>
           <w:shd w:val="clear" w:color="auto" w:fill="FFFFFF"/>
-          <w:lang w:val="en-US"/>
-        </w:rPr>
-        <w:t>- BGP backward transition. </w:t>
-      </w:r>
-      <w:r>
-        <w:rPr>
-          <w:rFonts w:ascii="Arial" w:hAnsi="Arial" w:cs="Arial"/>
-          <w:color w:val="222222"/>
-          <w:shd w:val="clear" w:color="auto" w:fill="FFFFFF"/>
-        </w:rPr>
-        <w:t xml:space="preserve">Peer </w:t>
-      </w:r>
-      <w:proofErr w:type="spellStart"/>
-      <w:r>
-        <w:rPr>
-          <w:rFonts w:ascii="Arial" w:hAnsi="Arial" w:cs="Arial"/>
-          <w:color w:val="222222"/>
-          <w:shd w:val="clear" w:color="auto" w:fill="FFFFFF"/>
-        </w:rPr>
-        <w:t>router</w:t>
-      </w:r>
-      <w:proofErr w:type="spellEnd"/>
-      <w:r>
-        <w:rPr>
-          <w:rFonts w:ascii="Arial" w:hAnsi="Arial" w:cs="Arial"/>
-          <w:color w:val="222222"/>
-          <w:shd w:val="clear" w:color="auto" w:fill="FFFFFF"/>
-        </w:rPr>
-        <w:t>: 180.68.155.179</w:t>
-      </w:r>
-      <w:r>
-        <w:rPr>
-          <w:rFonts w:ascii="Arial" w:hAnsi="Arial" w:cs="Arial"/>
-          <w:color w:val="222222"/>
-        </w:rPr>
-        <w:br/>
-      </w:r>
-      <w:r>
-        <w:rPr>
-          <w:rFonts w:ascii="Arial" w:hAnsi="Arial" w:cs="Arial"/>
-          <w:color w:val="222222"/>
-        </w:rPr>
-        <w:br/>
-      </w:r>
-      <w:r>
-        <w:rPr>
-          <w:rFonts w:ascii="Arial" w:hAnsi="Arial" w:cs="Arial"/>
-          <w:color w:val="222222"/>
-          <w:shd w:val="clear" w:color="auto" w:fill="FFFFFF"/>
         </w:rPr>
         <w:t>Asocian una incidencia del VCIXBO1_NEW con un enlace que no tiene nada que ver:</w:t>
       </w:r>
     </w:p>
     <w:p>
       <w:pPr>
-        <w:pStyle w:val="ListParagraph"/>
+        <w:pStyle w:val="Prrafodelista"/>
         <w:numPr>
           <w:ilvl w:val="0"/>
           <w:numId w:val="6"/>
@@ -1679,7 +1526,7 @@
       <w:hyperlink r:id="rId16" w:tgtFrame="_blank" w:history="1">
         <w:r>
           <w:rPr>
-            <w:rStyle w:val="Hyperlink"/>
+            <w:rStyle w:val="Hipervnculo"/>
             <w:rFonts w:ascii="Arial" w:hAnsi="Arial" w:cs="Arial"/>
             <w:color w:val="467886"/>
             <w:shd w:val="clear" w:color="auto" w:fill="FFFFFF"/>
@@ -1705,19 +1552,19 @@
           <w:lang w:val="en-US"/>
         </w:rPr>
         <w:br/>
-        <w:t>[LE][NETCOOL</w:t>
-      </w:r>
-      <w:proofErr w:type="gramStart"/>
+        <w:t>[LE][NETCOOL][VCIX - CORE] </w:t>
+      </w:r>
       <w:r>
         <w:rPr>
           <w:rFonts w:ascii="Arial" w:hAnsi="Arial" w:cs="Arial"/>
+          <w:b/>
+          <w:bCs/>
           <w:color w:val="222222"/>
           <w:shd w:val="clear" w:color="auto" w:fill="FFFFFF"/>
           <w:lang w:val="en-US"/>
         </w:rPr>
-        <w:t>][</w:t>
-      </w:r>
-      <w:proofErr w:type="gramEnd"/>
+        <w:t>VCIXBE1_NEW</w:t>
+      </w:r>
       <w:r>
         <w:rPr>
           <w:rFonts w:ascii="Arial" w:hAnsi="Arial" w:cs="Arial"/>
@@ -1725,53 +1572,15 @@
           <w:shd w:val="clear" w:color="auto" w:fill="FFFFFF"/>
           <w:lang w:val="en-US"/>
         </w:rPr>
-        <w:t>VCIX - CORE] </w:t>
+        <w:t> - BGP backward transition. </w:t>
       </w:r>
       <w:r>
         <w:rPr>
           <w:rFonts w:ascii="Arial" w:hAnsi="Arial" w:cs="Arial"/>
-          <w:b/>
-          <w:bCs/>
           <w:color w:val="222222"/>
           <w:shd w:val="clear" w:color="auto" w:fill="FFFFFF"/>
-          <w:lang w:val="en-US"/>
-        </w:rPr>
-        <w:t>VCIXBE1_NEW</w:t>
-      </w:r>
-      <w:r>
-        <w:rPr>
-          <w:rFonts w:ascii="Arial" w:hAnsi="Arial" w:cs="Arial"/>
-          <w:color w:val="222222"/>
-          <w:shd w:val="clear" w:color="auto" w:fill="FFFFFF"/>
-          <w:lang w:val="en-US"/>
-        </w:rPr>
-        <w:t> - BGP backward transition. </w:t>
-      </w:r>
-      <w:r>
-        <w:rPr>
-          <w:rFonts w:ascii="Arial" w:hAnsi="Arial" w:cs="Arial"/>
-          <w:color w:val="222222"/>
-          <w:shd w:val="clear" w:color="auto" w:fill="FFFFFF"/>
-        </w:rPr>
-        <w:t xml:space="preserve">Peer </w:t>
-      </w:r>
-      <w:proofErr w:type="spellStart"/>
-      <w:r>
-        <w:rPr>
-          <w:rFonts w:ascii="Arial" w:hAnsi="Arial" w:cs="Arial"/>
-          <w:color w:val="222222"/>
-          <w:shd w:val="clear" w:color="auto" w:fill="FFFFFF"/>
-        </w:rPr>
-        <w:t>router</w:t>
-      </w:r>
-      <w:proofErr w:type="spellEnd"/>
-      <w:r>
-        <w:rPr>
-          <w:rFonts w:ascii="Arial" w:hAnsi="Arial" w:cs="Arial"/>
-          <w:color w:val="222222"/>
-          <w:shd w:val="clear" w:color="auto" w:fill="FFFFFF"/>
-        </w:rPr>
-        <w:t>: 180.68.151.202</w:t>
+        </w:rPr>
+        <w:t>Peer router: 180.68.151.202</w:t>
       </w:r>
     </w:p>
     <w:p>
@@ -1837,6 +1646,23 @@
         <w:t>.</w:t>
       </w:r>
     </w:p>
+    <w:p>
+      <w:pPr>
+        <w:rPr>
+          <w:b/>
+          <w:bCs/>
+          <w:color w:val="FF0000"/>
+        </w:rPr>
+      </w:pPr>
+      <w:r>
+        <w:rPr>
+          <w:b/>
+          <w:bCs/>
+          <w:color w:val="FF0000"/>
+        </w:rPr>
+        <w:t>Que sea una practica general no significa que este bien realizado, mañana en la reunión para todos</w:t>
+      </w:r>
+    </w:p>
     <w:p/>
     <w:p>
       <w:pPr>
@@ -1868,9 +1694,8 @@
           <w:lang w:val="en-US" w:eastAsia="es-MX"/>
           <w14:ligatures w14:val="none"/>
         </w:rPr>
-        <w:t>INC065165686        </w:t>
-      </w:r>
-      <w:proofErr w:type="gramStart"/>
+        <w:t>INC065165686           [LE][NETCOOL][] RTSABO01 - BGP backward transition. </w:t>
+      </w:r>
       <w:r>
         <w:rPr>
           <w:rFonts w:ascii="Arial" w:eastAsia="Times New Roman" w:hAnsi="Arial" w:cs="Arial"/>
@@ -1883,65 +1708,6 @@
           <w:lang w:val="en-US" w:eastAsia="es-MX"/>
           <w14:ligatures w14:val="none"/>
         </w:rPr>
-        <w:t>   [</w:t>
-      </w:r>
-      <w:proofErr w:type="gramEnd"/>
-      <w:r>
-        <w:rPr>
-          <w:rFonts w:ascii="Arial" w:eastAsia="Times New Roman" w:hAnsi="Arial" w:cs="Arial"/>
-          <w:b/>
-          <w:bCs/>
-          <w:color w:val="222222"/>
-          <w:kern w:val="0"/>
-          <w:sz w:val="24"/>
-          <w:szCs w:val="24"/>
-          <w:lang w:val="en-US" w:eastAsia="es-MX"/>
-          <w14:ligatures w14:val="none"/>
-        </w:rPr>
-        <w:t>LE][NETCOOL</w:t>
-      </w:r>
-      <w:proofErr w:type="gramStart"/>
-      <w:r>
-        <w:rPr>
-          <w:rFonts w:ascii="Arial" w:eastAsia="Times New Roman" w:hAnsi="Arial" w:cs="Arial"/>
-          <w:b/>
-          <w:bCs/>
-          <w:color w:val="222222"/>
-          <w:kern w:val="0"/>
-          <w:sz w:val="24"/>
-          <w:szCs w:val="24"/>
-          <w:lang w:val="en-US" w:eastAsia="es-MX"/>
-          <w14:ligatures w14:val="none"/>
-        </w:rPr>
-        <w:t>][</w:t>
-      </w:r>
-      <w:proofErr w:type="gramEnd"/>
-      <w:r>
-        <w:rPr>
-          <w:rFonts w:ascii="Arial" w:eastAsia="Times New Roman" w:hAnsi="Arial" w:cs="Arial"/>
-          <w:b/>
-          <w:bCs/>
-          <w:color w:val="222222"/>
-          <w:kern w:val="0"/>
-          <w:sz w:val="24"/>
-          <w:szCs w:val="24"/>
-          <w:lang w:val="en-US" w:eastAsia="es-MX"/>
-          <w14:ligatures w14:val="none"/>
-        </w:rPr>
-        <w:t>] RTSABO01 - BGP backward transition. </w:t>
-      </w:r>
-      <w:r>
-        <w:rPr>
-          <w:rFonts w:ascii="Arial" w:eastAsia="Times New Roman" w:hAnsi="Arial" w:cs="Arial"/>
-          <w:b/>
-          <w:bCs/>
-          <w:color w:val="222222"/>
-          <w:kern w:val="0"/>
-          <w:sz w:val="24"/>
-          <w:szCs w:val="24"/>
-          <w:lang w:val="en-US" w:eastAsia="es-MX"/>
-          <w14:ligatures w14:val="none"/>
-        </w:rPr>
         <w:t>Peer router: 193.152.60.133</w:t>
       </w:r>
     </w:p>
@@ -1954,6 +1720,24 @@
       </w:r>
       <w:r>
         <w:t>ebido a ello, no fue detectada oportunamente y, al resolverse en origen, no fue posible gestionarla.</w:t>
+      </w:r>
+    </w:p>
+    <w:p/>
+    <w:p>
+      <w:pPr>
+        <w:rPr>
+          <w:b/>
+          <w:bCs/>
+          <w:color w:val="FF0000"/>
+        </w:rPr>
+      </w:pPr>
+      <w:r>
+        <w:rPr>
+          <w:b/>
+          <w:bCs/>
+          <w:color w:val="FF0000"/>
+        </w:rPr>
+        <w:t>Son dos por turno</w:t>
       </w:r>
     </w:p>
     <w:sectPr>
@@ -3301,12 +3085,13 @@
     <w:qFormat/>
     <w:rsid w:val="00F03E70"/>
   </w:style>
-  <w:style w:type="character" w:default="1" w:styleId="DefaultParagraphFont">
+  <w:style w:type="character" w:default="1" w:styleId="Fuentedeprrafopredeter">
     <w:name w:val="Default Paragraph Font"/>
     <w:uiPriority w:val="1"/>
+    <w:semiHidden/>
     <w:unhideWhenUsed/>
   </w:style>
-  <w:style w:type="table" w:default="1" w:styleId="TableNormal">
+  <w:style w:type="table" w:default="1" w:styleId="Tablanormal">
     <w:name w:val="Normal Table"/>
     <w:uiPriority w:val="99"/>
     <w:semiHidden/>
@@ -3321,15 +3106,15 @@
       </w:tblCellMar>
     </w:tblPr>
   </w:style>
-  <w:style w:type="numbering" w:default="1" w:styleId="NoList">
+  <w:style w:type="numbering" w:default="1" w:styleId="Sinlista">
     <w:name w:val="No List"/>
     <w:uiPriority w:val="99"/>
     <w:semiHidden/>
     <w:unhideWhenUsed/>
   </w:style>
-  <w:style w:type="character" w:styleId="Hyperlink">
+  <w:style w:type="character" w:styleId="Hipervnculo">
     <w:name w:val="Hyperlink"/>
-    <w:basedOn w:val="DefaultParagraphFont"/>
+    <w:basedOn w:val="Fuentedeprrafopredeter"/>
     <w:uiPriority w:val="99"/>
     <w:semiHidden/>
     <w:unhideWhenUsed/>
@@ -3339,7 +3124,7 @@
       <w:u w:val="single"/>
     </w:rPr>
   </w:style>
-  <w:style w:type="paragraph" w:styleId="ListParagraph">
+  <w:style w:type="paragraph" w:styleId="Prrafodelista">
     <w:name w:val="List Paragraph"/>
     <w:basedOn w:val="Normal"/>
     <w:uiPriority w:val="34"/>
@@ -3649,14 +3434,6 @@
 </file>
 
 <file path=customXml/item1.xml><?xml version="1.0" encoding="utf-8"?>
-<p:properties xmlns:p="http://schemas.microsoft.com/office/2006/metadata/properties" xmlns:xsi="http://www.w3.org/2001/XMLSchema-instance" xmlns:pc="http://schemas.microsoft.com/office/infopath/2007/PartnerControls">
-  <documentManagement>
-    <_activity xmlns="0abf46f8-10f1-40c9-ba01-c623ddad9bb0" xsi:nil="true"/>
-  </documentManagement>
-</p:properties>
-</file>
-
-<file path=customXml/item2.xml><?xml version="1.0" encoding="utf-8"?>
 <ct:contentTypeSchema xmlns:ct="http://schemas.microsoft.com/office/2006/metadata/contentType" xmlns:ma="http://schemas.microsoft.com/office/2006/metadata/properties/metaAttributes" ct:_="" ma:_="" ma:contentTypeName="Documento" ma:contentTypeID="0x010100E4778561CAE4264AB14B4C6DD2311FA2" ma:contentTypeVersion="12" ma:contentTypeDescription="Crear nuevo documento." ma:contentTypeScope="" ma:versionID="fc3d102f61959baa3d91f34bbe290e28">
   <xsd:schema xmlns:xsd="http://www.w3.org/2001/XMLSchema" xmlns:xs="http://www.w3.org/2001/XMLSchema" xmlns:p="http://schemas.microsoft.com/office/2006/metadata/properties" xmlns:ns3="0abf46f8-10f1-40c9-ba01-c623ddad9bb0" targetNamespace="http://schemas.microsoft.com/office/2006/metadata/properties" ma:root="true" ma:fieldsID="80b1ce40aa56842c350347c31150cbb4" ns3:_="">
     <xsd:import namespace="0abf46f8-10f1-40c9-ba01-c623ddad9bb0"/>
@@ -3850,7 +3627,7 @@
 </ct:contentTypeSchema>
 </file>
 
-<file path=customXml/item3.xml><?xml version="1.0" encoding="utf-8"?>
+<file path=customXml/item2.xml><?xml version="1.0" encoding="utf-8"?>
 <?mso-contentType ?>
 <FormTemplates xmlns="http://schemas.microsoft.com/sharepoint/v3/contenttype/forms">
   <Display>DocumentLibraryForm</Display>
@@ -3859,17 +3636,15 @@
 </FormTemplates>
 </file>
 
-<file path=customXml/itemProps1.xml><?xml version="1.0" encoding="utf-8"?>
-<ds:datastoreItem xmlns:ds="http://schemas.openxmlformats.org/officeDocument/2006/customXml" ds:itemID="{B8213ADC-373F-4E44-B354-57E457C34A89}">
-  <ds:schemaRefs>
-    <ds:schemaRef ds:uri="http://schemas.microsoft.com/office/2006/metadata/properties"/>
-    <ds:schemaRef ds:uri="http://schemas.microsoft.com/office/infopath/2007/PartnerControls"/>
-    <ds:schemaRef ds:uri="0abf46f8-10f1-40c9-ba01-c623ddad9bb0"/>
-  </ds:schemaRefs>
-</ds:datastoreItem>
+<file path=customXml/item3.xml><?xml version="1.0" encoding="utf-8"?>
+<p:properties xmlns:p="http://schemas.microsoft.com/office/2006/metadata/properties" xmlns:xsi="http://www.w3.org/2001/XMLSchema-instance" xmlns:pc="http://schemas.microsoft.com/office/infopath/2007/PartnerControls">
+  <documentManagement>
+    <_activity xmlns="0abf46f8-10f1-40c9-ba01-c623ddad9bb0" xsi:nil="true"/>
+  </documentManagement>
+</p:properties>
 </file>
 
-<file path=customXml/itemProps2.xml><?xml version="1.0" encoding="utf-8"?>
+<file path=customXml/itemProps1.xml><?xml version="1.0" encoding="utf-8"?>
 <ds:datastoreItem xmlns:ds="http://schemas.openxmlformats.org/officeDocument/2006/customXml" ds:itemID="{FF8F00B1-1F9E-4868-BA2D-49A29C2B3ECC}">
   <ds:schemaRefs>
     <ds:schemaRef ds:uri="http://schemas.microsoft.com/office/2006/metadata/contentType"/>
@@ -3887,10 +3662,20 @@
 </ds:datastoreItem>
 </file>
 
-<file path=customXml/itemProps3.xml><?xml version="1.0" encoding="utf-8"?>
+<file path=customXml/itemProps2.xml><?xml version="1.0" encoding="utf-8"?>
 <ds:datastoreItem xmlns:ds="http://schemas.openxmlformats.org/officeDocument/2006/customXml" ds:itemID="{E8D3A7D0-416E-45F6-BD50-8B9BFC41E0BB}">
   <ds:schemaRefs>
     <ds:schemaRef ds:uri="http://schemas.microsoft.com/sharepoint/v3/contenttype/forms"/>
   </ds:schemaRefs>
 </ds:datastoreItem>
+</file>
+
+<file path=customXml/itemProps3.xml><?xml version="1.0" encoding="utf-8"?>
+<ds:datastoreItem xmlns:ds="http://schemas.openxmlformats.org/officeDocument/2006/customXml" ds:itemID="{B8213ADC-373F-4E44-B354-57E457C34A89}">
+  <ds:schemaRefs>
+    <ds:schemaRef ds:uri="http://schemas.microsoft.com/office/2006/metadata/properties"/>
+    <ds:schemaRef ds:uri="http://schemas.microsoft.com/office/infopath/2007/PartnerControls"/>
+    <ds:schemaRef ds:uri="0abf46f8-10f1-40c9-ba01-c623ddad9bb0"/>
+  </ds:schemaRefs>
+</ds:datastoreItem>
 </file>